--- a/docs/architecture/adr/ADR-001-hexagonal-architecture.docx
+++ b/docs/architecture/adr/ADR-001-hexagonal-architecture.docx
@@ -60,50 +60,213 @@
         </w:p>
       </w:sdtContent>
     </w:sdt>
-    <w:p>
-      <w:pPr>
-        <w:numPr>
-          <w:ilvl w:val="0"/>
-          <w:numId w:val="1001"/>
-        </w:numPr>
-        <w:pStyle w:val="Compact"/>
-      </w:pPr>
-      <w:r>
-        <w:rPr>
-          <w:bCs/>
-          <w:b/>
-        </w:rPr>
-        <w:t xml:space="preserve">Status:</w:t>
-      </w:r>
-      <w:r>
-        <w:t xml:space="preserve"> </w:t>
-      </w:r>
-      <w:r>
-        <w:t xml:space="preserve">Accepted</w:t>
-      </w:r>
-    </w:p>
-    <w:p>
-      <w:pPr>
-        <w:numPr>
-          <w:ilvl w:val="0"/>
-          <w:numId w:val="1001"/>
-        </w:numPr>
-        <w:pStyle w:val="Compact"/>
-      </w:pPr>
-      <w:r>
-        <w:rPr>
-          <w:bCs/>
-          <w:b/>
-        </w:rPr>
-        <w:t xml:space="preserve">Date:</w:t>
-      </w:r>
-      <w:r>
-        <w:t xml:space="preserve"> </w:t>
-      </w:r>
-      <w:r>
-        <w:t xml:space="preserve">2026-10-07</w:t>
-      </w:r>
-    </w:p>
+    <w:tbl>
+      <w:tblPr>
+        <w:tblStyle w:val="Table"/>
+        <w:tblW w:type="pct" w:w="5000"/>
+        <w:tblLook w:firstRow="1" w:lastRow="0" w:firstColumn="0" w:lastColumn="0" w:noHBand="0" w:noVBand="0" w:val="0020"/>
+        <w:jc w:val="start"/>
+      </w:tblPr>
+      <w:tblGrid>
+        <w:gridCol w:w="1584"/>
+        <w:gridCol w:w="1584"/>
+        <w:gridCol w:w="1584"/>
+        <w:gridCol w:w="1584"/>
+        <w:gridCol w:w="1584"/>
+      </w:tblGrid>
+      <w:tr>
+        <w:trPr>
+          <w:tblHeader w:val="true"/>
+          <w:tblHeader w:val="true"/>
+        </w:trPr>
+        <w:tc>
+          <w:tcPr>
+            <w:shd w:val="clear" w:color="auto" w:fill="213368"/>
+          </w:tcPr>
+          <w:p>
+            <w:pPr>
+              <w:pStyle w:val="Compact"/>
+              <w:spacing w:before="20" w:after="20"/>
+              <w:jc w:val="left"/>
+            </w:pPr>
+            <w:r>
+              <w:rPr>
+                <w:b/>
+                <w:color w:val="FFFFFF"/>
+                <w:sz w:val="17"/>
+              </w:rPr>
+              <w:t xml:space="preserve">Document</w:t>
+            </w:r>
+          </w:p>
+        </w:tc>
+        <w:tc>
+          <w:tcPr>
+            <w:shd w:val="clear" w:color="auto" w:fill="213368"/>
+          </w:tcPr>
+          <w:p>
+            <w:pPr>
+              <w:pStyle w:val="Compact"/>
+              <w:spacing w:before="20" w:after="20"/>
+              <w:jc w:val="left"/>
+            </w:pPr>
+            <w:r>
+              <w:rPr>
+                <w:b/>
+                <w:color w:val="FFFFFF"/>
+                <w:sz w:val="17"/>
+              </w:rPr>
+              <w:t xml:space="preserve">Version</w:t>
+            </w:r>
+          </w:p>
+        </w:tc>
+        <w:tc>
+          <w:tcPr>
+            <w:shd w:val="clear" w:color="auto" w:fill="213368"/>
+          </w:tcPr>
+          <w:p>
+            <w:pPr>
+              <w:pStyle w:val="Compact"/>
+              <w:spacing w:before="20" w:after="20"/>
+              <w:jc w:val="left"/>
+            </w:pPr>
+            <w:r>
+              <w:rPr>
+                <w:b/>
+                <w:color w:val="FFFFFF"/>
+                <w:sz w:val="17"/>
+              </w:rPr>
+              <w:t xml:space="preserve">Date</w:t>
+            </w:r>
+          </w:p>
+        </w:tc>
+        <w:tc>
+          <w:tcPr>
+            <w:shd w:val="clear" w:color="auto" w:fill="213368"/>
+          </w:tcPr>
+          <w:p>
+            <w:pPr>
+              <w:pStyle w:val="Compact"/>
+              <w:spacing w:before="20" w:after="20"/>
+              <w:jc w:val="left"/>
+            </w:pPr>
+            <w:r>
+              <w:rPr>
+                <w:b/>
+                <w:color w:val="FFFFFF"/>
+                <w:sz w:val="17"/>
+              </w:rPr>
+              <w:t xml:space="preserve">Owner</w:t>
+            </w:r>
+          </w:p>
+        </w:tc>
+        <w:tc>
+          <w:tcPr>
+            <w:shd w:val="clear" w:color="auto" w:fill="213368"/>
+          </w:tcPr>
+          <w:p>
+            <w:pPr>
+              <w:pStyle w:val="Compact"/>
+              <w:spacing w:before="20" w:after="20"/>
+              <w:jc w:val="left"/>
+            </w:pPr>
+            <w:r>
+              <w:rPr>
+                <w:b/>
+                <w:color w:val="FFFFFF"/>
+                <w:sz w:val="17"/>
+              </w:rPr>
+              <w:t xml:space="preserve">Status</w:t>
+            </w:r>
+          </w:p>
+        </w:tc>
+      </w:tr>
+      <w:tr>
+        <w:tc>
+          <w:tcPr>
+            <w:noWrap/>
+          </w:tcPr>
+          <w:p>
+            <w:pPr>
+              <w:pStyle w:val="Compact"/>
+              <w:spacing w:before="20" w:after="20"/>
+              <w:jc w:val="left"/>
+            </w:pPr>
+            <w:r>
+              <w:rPr>
+                <w:sz w:val="17"/>
+              </w:rPr>
+              <w:t xml:space="preserve">ADR-001</w:t>
+            </w:r>
+          </w:p>
+        </w:tc>
+        <w:tc>
+          <w:tcPr>
+            <w:noWrap/>
+          </w:tcPr>
+          <w:p>
+            <w:pPr>
+              <w:pStyle w:val="Compact"/>
+              <w:spacing w:before="20" w:after="20"/>
+              <w:jc w:val="left"/>
+            </w:pPr>
+            <w:r>
+              <w:rPr>
+                <w:sz w:val="17"/>
+              </w:rPr>
+              <w:t xml:space="preserve">1.0</w:t>
+            </w:r>
+          </w:p>
+        </w:tc>
+        <w:tc>
+          <w:tcPr/>
+          <w:p>
+            <w:pPr>
+              <w:pStyle w:val="Compact"/>
+              <w:spacing w:before="20" w:after="20"/>
+              <w:jc w:val="left"/>
+            </w:pPr>
+            <w:r>
+              <w:rPr>
+                <w:sz w:val="17"/>
+              </w:rPr>
+              <w:t xml:space="preserve">07 October 2026</w:t>
+            </w:r>
+          </w:p>
+        </w:tc>
+        <w:tc>
+          <w:tcPr/>
+          <w:p>
+            <w:pPr>
+              <w:pStyle w:val="Compact"/>
+              <w:spacing w:before="20" w:after="20"/>
+              <w:jc w:val="left"/>
+            </w:pPr>
+            <w:r>
+              <w:rPr>
+                <w:sz w:val="17"/>
+              </w:rPr>
+              <w:t xml:space="preserve">iorta TechNXT Architecture</w:t>
+            </w:r>
+          </w:p>
+        </w:tc>
+        <w:tc>
+          <w:tcPr/>
+          <w:p>
+            <w:pPr>
+              <w:pStyle w:val="Compact"/>
+              <w:spacing w:before="20" w:after="20"/>
+              <w:jc w:val="left"/>
+            </w:pPr>
+            <w:r>
+              <w:rPr>
+                <w:sz w:val="17"/>
+              </w:rPr>
+              <w:t xml:space="preserve">Accepted</w:t>
+            </w:r>
+          </w:p>
+        </w:tc>
+      </w:tr>
+    </w:tbl>
     <w:p>
       <w:pPr>
         <w:numPr>
@@ -441,12 +604,14 @@
           <w:p>
             <w:pPr>
               <w:pStyle w:val="Compact"/>
+              <w:spacing w:before="20" w:after="20"/>
               <w:jc w:val="left"/>
             </w:pPr>
             <w:r>
               <w:rPr>
                 <w:b/>
                 <w:color w:val="FFFFFF"/>
+                <w:sz w:val="18"/>
               </w:rPr>
               <w:t xml:space="preserve">Ring</w:t>
             </w:r>
@@ -459,12 +624,14 @@
           <w:p>
             <w:pPr>
               <w:pStyle w:val="Compact"/>
+              <w:spacing w:before="20" w:after="20"/>
               <w:jc w:val="left"/>
             </w:pPr>
             <w:r>
               <w:rPr>
                 <w:b/>
                 <w:color w:val="FFFFFF"/>
+                <w:sz w:val="18"/>
               </w:rPr>
               <w:t xml:space="preserve">Path</w:t>
             </w:r>
@@ -477,12 +644,14 @@
           <w:p>
             <w:pPr>
               <w:pStyle w:val="Compact"/>
+              <w:spacing w:before="20" w:after="20"/>
               <w:jc w:val="left"/>
             </w:pPr>
             <w:r>
               <w:rPr>
                 <w:b/>
                 <w:color w:val="FFFFFF"/>
+                <w:sz w:val="18"/>
               </w:rPr>
               <w:t xml:space="preserve">Allowed dependencies</w:t>
             </w:r>
@@ -495,9 +664,13 @@
           <w:p>
             <w:pPr>
               <w:pStyle w:val="Compact"/>
-              <w:jc w:val="left"/>
-            </w:pPr>
-            <w:r>
+              <w:spacing w:before="20" w:after="20"/>
+              <w:jc w:val="left"/>
+            </w:pPr>
+            <w:r>
+              <w:rPr>
+                <w:sz w:val="18"/>
+              </w:rPr>
               <w:t xml:space="preserve">Shared kernel</w:t>
             </w:r>
           </w:p>
@@ -507,11 +680,13 @@
           <w:p>
             <w:pPr>
               <w:pStyle w:val="Compact"/>
+              <w:spacing w:before="20" w:after="20"/>
               <w:jc w:val="left"/>
             </w:pPr>
             <w:r>
               <w:rPr>
                 <w:rStyle w:val="VerbatimChar"/>
+                <w:sz w:val="18"/>
               </w:rPr>
               <w:t xml:space="preserve">src/shared/*</w:t>
             </w:r>
@@ -522,18 +697,26 @@
           <w:p>
             <w:pPr>
               <w:pStyle w:val="Compact"/>
+              <w:spacing w:before="20" w:after="20"/>
               <w:jc w:val="left"/>
             </w:pPr>
             <w:r>
               <w:rPr>
                 <w:rStyle w:val="VerbatimChar"/>
+                <w:sz w:val="18"/>
               </w:rPr>
               <w:t xml:space="preserve">node:*</w:t>
             </w:r>
             <w:r>
+              <w:rPr>
+                <w:sz w:val="18"/>
+              </w:rPr>
               <w:t xml:space="preserve"> </w:t>
             </w:r>
             <w:r>
+              <w:rPr>
+                <w:sz w:val="18"/>
+              </w:rPr>
               <w:t xml:space="preserve">only</w:t>
             </w:r>
           </w:p>
@@ -545,9 +728,13 @@
           <w:p>
             <w:pPr>
               <w:pStyle w:val="Compact"/>
-              <w:jc w:val="left"/>
-            </w:pPr>
-            <w:r>
+              <w:spacing w:before="20" w:after="20"/>
+              <w:jc w:val="left"/>
+            </w:pPr>
+            <w:r>
+              <w:rPr>
+                <w:sz w:val="18"/>
+              </w:rPr>
               <w:t xml:space="preserve">Domain + rules</w:t>
             </w:r>
           </w:p>
@@ -557,23 +744,32 @@
           <w:p>
             <w:pPr>
               <w:pStyle w:val="Compact"/>
+              <w:spacing w:before="20" w:after="20"/>
               <w:jc w:val="left"/>
             </w:pPr>
             <w:r>
               <w:rPr>
                 <w:rStyle w:val="VerbatimChar"/>
+                <w:sz w:val="18"/>
               </w:rPr>
               <w:t xml:space="preserve">src/domain/*</w:t>
             </w:r>
             <w:r>
+              <w:rPr>
+                <w:sz w:val="18"/>
+              </w:rPr>
               <w:t xml:space="preserve">,</w:t>
             </w:r>
             <w:r>
+              <w:rPr>
+                <w:sz w:val="18"/>
+              </w:rPr>
               <w:t xml:space="preserve"> </w:t>
             </w:r>
             <w:r>
               <w:rPr>
                 <w:rStyle w:val="VerbatimChar"/>
+                <w:sz w:val="18"/>
               </w:rPr>
               <w:t xml:space="preserve">src/rules/*</w:t>
             </w:r>
@@ -584,9 +780,13 @@
           <w:p>
             <w:pPr>
               <w:pStyle w:val="Compact"/>
-              <w:jc w:val="left"/>
-            </w:pPr>
-            <w:r>
+              <w:spacing w:before="20" w:after="20"/>
+              <w:jc w:val="left"/>
+            </w:pPr>
+            <w:r>
+              <w:rPr>
+                <w:sz w:val="18"/>
+              </w:rPr>
               <w:t xml:space="preserve">shared kernel</w:t>
             </w:r>
           </w:p>
@@ -598,9 +798,13 @@
           <w:p>
             <w:pPr>
               <w:pStyle w:val="Compact"/>
-              <w:jc w:val="left"/>
-            </w:pPr>
-            <w:r>
+              <w:spacing w:before="20" w:after="20"/>
+              <w:jc w:val="left"/>
+            </w:pPr>
+            <w:r>
+              <w:rPr>
+                <w:sz w:val="18"/>
+              </w:rPr>
               <w:t xml:space="preserve">Application (use cases)</w:t>
             </w:r>
           </w:p>
@@ -610,11 +814,13 @@
           <w:p>
             <w:pPr>
               <w:pStyle w:val="Compact"/>
+              <w:spacing w:before="20" w:after="20"/>
               <w:jc w:val="left"/>
             </w:pPr>
             <w:r>
               <w:rPr>
                 <w:rStyle w:val="VerbatimChar"/>
+                <w:sz w:val="18"/>
               </w:rPr>
               <w:t xml:space="preserve">src/application/*</w:t>
             </w:r>
@@ -625,9 +831,13 @@
           <w:p>
             <w:pPr>
               <w:pStyle w:val="Compact"/>
-              <w:jc w:val="left"/>
-            </w:pPr>
-            <w:r>
+              <w:spacing w:before="20" w:after="20"/>
+              <w:jc w:val="left"/>
+            </w:pPr>
+            <w:r>
+              <w:rPr>
+                <w:sz w:val="18"/>
+              </w:rPr>
               <w:t xml:space="preserve">domain, rules, shared. Ports arrive as factory arguments.</w:t>
             </w:r>
           </w:p>
@@ -635,14 +845,37 @@
       </w:tr>
       <w:tr>
         <w:tc>
+          <w:tcPr>
+            <w:noWrap/>
+          </w:tcPr>
+          <w:p>
+            <w:pPr>
+              <w:pStyle w:val="Compact"/>
+              <w:spacing w:before="20" w:after="20"/>
+              <w:jc w:val="left"/>
+            </w:pPr>
+            <w:r>
+              <w:rPr>
+                <w:sz w:val="18"/>
+              </w:rPr>
+              <w:t xml:space="preserve">Adapters</w:t>
+            </w:r>
+          </w:p>
+        </w:tc>
+        <w:tc>
           <w:tcPr/>
           <w:p>
             <w:pPr>
               <w:pStyle w:val="Compact"/>
-              <w:jc w:val="left"/>
-            </w:pPr>
-            <w:r>
-              <w:t xml:space="preserve">Adapters</w:t>
+              <w:spacing w:before="20" w:after="20"/>
+              <w:jc w:val="left"/>
+            </w:pPr>
+            <w:r>
+              <w:rPr>
+                <w:rStyle w:val="VerbatimChar"/>
+                <w:sz w:val="18"/>
+              </w:rPr>
+              <w:t xml:space="preserve">src/adapters/{http,persistence,messaging,integrations}</w:t>
             </w:r>
           </w:p>
         </w:tc>
@@ -651,24 +884,13 @@
           <w:p>
             <w:pPr>
               <w:pStyle w:val="Compact"/>
-              <w:jc w:val="left"/>
-            </w:pPr>
-            <w:r>
-              <w:rPr>
-                <w:rStyle w:val="VerbatimChar"/>
-              </w:rPr>
-              <w:t xml:space="preserve">src/adapters/{http,persistence,messaging,integrations}</w:t>
-            </w:r>
-          </w:p>
-        </w:tc>
-        <w:tc>
-          <w:tcPr/>
-          <w:p>
-            <w:pPr>
-              <w:pStyle w:val="Compact"/>
-              <w:jc w:val="left"/>
-            </w:pPr>
-            <w:r>
+              <w:spacing w:before="20" w:after="20"/>
+              <w:jc w:val="left"/>
+            </w:pPr>
+            <w:r>
+              <w:rPr>
+                <w:sz w:val="18"/>
+              </w:rPr>
               <w:t xml:space="preserve">application, domain, shared</w:t>
             </w:r>
           </w:p>
@@ -680,9 +902,13 @@
           <w:p>
             <w:pPr>
               <w:pStyle w:val="Compact"/>
-              <w:jc w:val="left"/>
-            </w:pPr>
-            <w:r>
+              <w:spacing w:before="20" w:after="20"/>
+              <w:jc w:val="left"/>
+            </w:pPr>
+            <w:r>
+              <w:rPr>
+                <w:sz w:val="18"/>
+              </w:rPr>
               <w:t xml:space="preserve">Composition root</w:t>
             </w:r>
           </w:p>
@@ -692,11 +918,13 @@
           <w:p>
             <w:pPr>
               <w:pStyle w:val="Compact"/>
+              <w:spacing w:before="20" w:after="20"/>
               <w:jc w:val="left"/>
             </w:pPr>
             <w:r>
               <w:rPr>
                 <w:rStyle w:val="VerbatimChar"/>
+                <w:sz w:val="18"/>
               </w:rPr>
               <w:t xml:space="preserve">src/bootstrap/container.js</w:t>
             </w:r>
@@ -707,9 +935,13 @@
           <w:p>
             <w:pPr>
               <w:pStyle w:val="Compact"/>
-              <w:jc w:val="left"/>
-            </w:pPr>
-            <w:r>
+              <w:spacing w:before="20" w:after="20"/>
+              <w:jc w:val="left"/>
+            </w:pPr>
+            <w:r>
+              <w:rPr>
+                <w:sz w:val="18"/>
+              </w:rPr>
               <w:t xml:space="preserve">everything. This is the only place that picks adapters.</w:t>
             </w:r>
           </w:p>
@@ -721,7 +953,7 @@
         <w:pStyle w:val="BodyText"/>
       </w:pPr>
       <w:r>
-        <w:t xml:space="preserve">Ports are plain JavaScript object contracts documented with JSDoc and in</w:t>
+        <w:t xml:space="preserve">Ports are plain JavaScript object contracts documented with JSDoc and in the</w:t>
       </w:r>
       <w:r>
         <w:t xml:space="preserve"> </w:t>
@@ -731,7 +963,7 @@
           <w:rPr>
             <w:rStyle w:val="Hyperlink"/>
           </w:rPr>
-          <w:t xml:space="preserve">integration-architecture.md</w:t>
+          <w:t xml:space="preserve">Integration Architecture</w:t>
         </w:r>
       </w:hyperlink>
       <w:r>
@@ -986,7 +1218,7 @@
     </w:pPr>
     <w:r>
       <w:rPr>
-        <w:rFonts w:ascii="Arial" w:hAnsi="Arial"/>
+        <w:rFonts w:ascii="Calibri" w:hAnsi="Calibri"/>
         <w:sz w:val="16"/>
       </w:rPr>
       <w:t xml:space="preserve">Prepared by iorta TechNXT · Confidential · Page </w:t>
@@ -1031,7 +1263,7 @@
     </w:pPr>
     <w:r>
       <w:rPr>
-        <w:rFonts w:ascii="Arial" w:hAnsi="Arial"/>
+        <w:rFonts w:ascii="Calibri" w:hAnsi="Calibri"/>
         <w:color w:val="213368"/>
         <w:sz w:val="16"/>
       </w:rPr>
@@ -1350,9 +1582,9 @@
     <w:name w:val="Normal"/>
     <w:qFormat/>
     <w:rPr>
-      <w:rFonts w:ascii="Arial" w:cs="Arial" w:eastAsia="Arial" w:hAnsi="Arial"/>
+      <w:rFonts w:ascii="Calibri" w:cs="Calibri" w:eastAsia="Calibri" w:hAnsi="Calibri"/>
       <w:color w:val="121A33"/>
-      <w:sz w:val="21"/>
+      <w:sz w:val="22"/>
     </w:rPr>
   </w:style>
   <w:style w:styleId="BodyText" w:type="paragraph">
@@ -1364,9 +1596,9 @@
     </w:pPr>
     <w:qFormat/>
     <w:rPr>
-      <w:rFonts w:ascii="Arial" w:cs="Arial" w:eastAsia="Arial" w:hAnsi="Arial"/>
+      <w:rFonts w:ascii="Calibri" w:cs="Calibri" w:eastAsia="Calibri" w:hAnsi="Calibri"/>
       <w:color w:val="121A33"/>
-      <w:sz w:val="21"/>
+      <w:sz w:val="22"/>
     </w:rPr>
   </w:style>
   <w:style w:customStyle="1" w:styleId="FirstParagraph" w:type="paragraph">
@@ -1375,9 +1607,9 @@
     <w:next w:val="BodyText"/>
     <w:qFormat/>
     <w:rPr>
-      <w:rFonts w:ascii="Arial" w:cs="Arial" w:eastAsia="Arial" w:hAnsi="Arial"/>
+      <w:rFonts w:ascii="Calibri" w:cs="Calibri" w:eastAsia="Calibri" w:hAnsi="Calibri"/>
       <w:color w:val="121A33"/>
-      <w:sz w:val="21"/>
+      <w:sz w:val="22"/>
     </w:rPr>
   </w:style>
   <w:style w:customStyle="1" w:styleId="Compact" w:type="paragraph">
@@ -1388,9 +1620,9 @@
       <w:spacing w:after="36" w:before="36"/>
     </w:pPr>
     <w:rPr>
-      <w:rFonts w:ascii="Arial" w:cs="Arial" w:eastAsia="Arial" w:hAnsi="Arial"/>
+      <w:rFonts w:ascii="Calibri" w:cs="Calibri" w:eastAsia="Calibri" w:hAnsi="Calibri"/>
       <w:color w:val="121A33"/>
-      <w:sz w:val="21"/>
+      <w:sz w:val="22"/>
     </w:rPr>
   </w:style>
   <w:style w:styleId="Title" w:type="paragraph">
@@ -1405,11 +1637,11 @@
       <w:jc w:val="center"/>
     </w:pPr>
     <w:rPr>
-      <w:rFonts w:ascii="Arial" w:asciiTheme="majorHAnsi" w:cs="Arial" w:cstheme="majorBidi" w:eastAsia="Arial" w:eastAsiaTheme="majorEastAsia" w:hAnsi="Arial" w:hAnsiTheme="majorHAnsi"/>
+      <w:rFonts w:ascii="Calibri" w:asciiTheme="majorHAnsi" w:cs="Calibri" w:cstheme="majorBidi" w:eastAsia="Calibri" w:eastAsiaTheme="majorEastAsia" w:hAnsi="Calibri" w:hAnsiTheme="majorHAnsi"/>
       <w:b/>
       <w:bCs/>
       <w:color w:val="213368"/>
-      <w:sz w:val="48"/>
+      <w:sz w:val="52"/>
       <w:szCs w:val="36"/>
     </w:rPr>
   </w:style>
@@ -1425,7 +1657,7 @@
       <w:jc w:val="center"/>
     </w:pPr>
     <w:rPr>
-      <w:rFonts w:ascii="Arial" w:cs="Arial" w:eastAsia="Arial" w:hAnsi="Arial"/>
+      <w:rFonts w:ascii="Calibri" w:cs="Calibri" w:eastAsia="Calibri" w:hAnsi="Calibri"/>
       <w:b w:val="0"/>
       <w:color w:val="0B6B66"/>
       <w:sz w:val="26"/>
@@ -1694,9 +1926,9 @@
       <w:ind w:firstLine="0" w:left="480" w:right="480"/>
     </w:pPr>
     <w:rPr>
-      <w:rFonts w:ascii="Arial" w:cs="Arial" w:eastAsia="Arial" w:hAnsi="Arial"/>
+      <w:rFonts w:ascii="Calibri" w:cs="Calibri" w:eastAsia="Calibri" w:hAnsi="Calibri"/>
       <w:color w:val="121A33"/>
-      <w:sz w:val="21"/>
+      <w:sz w:val="22"/>
     </w:rPr>
   </w:style>
   <w:style w:styleId="FootnoteText" w:type="paragraph">
@@ -1719,7 +1951,7 @@
     <w:unhideWhenUsed/>
     <w:qFormat/>
     <w:rPr>
-      <w:rFonts w:ascii="Arial" w:cs="Arial" w:eastAsia="Arial" w:hAnsi="Arial"/>
+      <w:rFonts w:ascii="Calibri" w:cs="Calibri" w:eastAsia="Calibri" w:hAnsi="Calibri"/>
       <w:sz w:val="18"/>
     </w:rPr>
     <w:tblPr>
@@ -1815,7 +2047,8 @@
     <w:basedOn w:val="BodyTextChar"/>
     <w:rPr>
       <w:rFonts w:ascii="Consolas" w:cs="Consolas" w:eastAsia="Consolas" w:hAnsi="Consolas"/>
-      <w:sz w:val="17"/>
+      <w:color w:val="2A3A6E"/>
+      <w:sz w:val="18"/>
     </w:rPr>
   </w:style>
   <w:style w:customStyle="1" w:styleId="SectionNumber" w:type="character">
